--- a/assets/bakasha-template.docx
+++ b/assets/bakasha-template.docx
@@ -1067,7 +1067,7 @@
                 <w:szCs w:val="22"/>
                 <w:rtl/>
               </w:rPr>
-              <w:t>כיוון:</w:t>
+              <w:t/>
             </w:r>
           </w:p>
         </w:tc>
